--- a/example_articles/countries/Brazil/6.countries_Brazil_Other_publisher.docx
+++ b/example_articles/countries/Brazil/6.countries_Brazil_Other_publisher.docx
@@ -27,17 +27,17 @@
     </w:p>
     <w:p>
       <w:r>
-        <w:t>Source File: Other publishers/Files (500) (23).DOCX</w:t>
+        <w:t>Source file: Other publishers/Files (500) (23).DOCX</w:t>
       </w:r>
     </w:p>
     <w:p>
       <w:r>
-        <w:t>Raw locations result: ['Brazil']</w:t>
+        <w:t>Raw locations result, 'locations': ['Brazil']</w:t>
       </w:r>
     </w:p>
     <w:p>
       <w:r>
-        <w:t>countries_stand_flat (Standardized): Brazil</w:t>
+        <w:t>Standardized locations result, 'countries_stand_flat': Brazil</w:t>
       </w:r>
     </w:p>
     <w:p>

--- a/example_articles/countries/Brazil/6.countries_Brazil_Other_publisher.docx
+++ b/example_articles/countries/Brazil/6.countries_Brazil_Other_publisher.docx
@@ -7,7 +7,7 @@
         <w:pStyle w:val="Heading1"/>
       </w:pPr>
       <w:r>
-        <w:t>Hank's new 'Club' is rollicking fun</w:t>
+        <w:t>In the World</w:t>
       </w:r>
     </w:p>
     <w:p>
@@ -17,17 +17,17 @@
     </w:p>
     <w:p>
       <w:r>
-        <w:t>Date: 2002-01-18</w:t>
+        <w:t>Date: 2006-10-01</w:t>
       </w:r>
     </w:p>
     <w:p>
       <w:r>
-        <w:t>Section: LIFE;; MUSIC</w:t>
+        <w:t>Section: NATIONAL; Pg. A19</w:t>
       </w:r>
     </w:p>
     <w:p>
       <w:r>
-        <w:t>Source file: Other publishers/Files (500) (23).DOCX</w:t>
+        <w:t>Source file: Other publishers/Files (500) (14).DOCX</w:t>
       </w:r>
     </w:p>
     <w:p>
@@ -49,45 +49,45 @@
     </w:p>
     <w:p>
       <w:r>
-        <w:t>His father's been gone for 49 years, but Hank Williams Jr. still hears new stories about him all the time. "Yeah, 29 years on this earth -- unbelievable," says Hank Jr., who was all of 3 years old when his father, the most influential country singer ever, died.</w:t>
+        <w:t>Israel completes</w:t>
         <w:br/>
-        <w:t>"Of course, the other side of that is, a lot of them you kind of question the authenticity," he says.</w:t>
+        <w:t>Lebanon pullout</w:t>
         <w:br/>
-        <w:t>Williams thought the one about his parents jumping through a window of a club one night to escape a gun-toting patron might have been apocryphal -- until he found himself at a wild-game cookout in Alabama last January, listening to the tale from people who had been in the audience.</w:t>
+        <w:t>JERUSALEM - Israel withdrew the last of its troops from Lebanon early today, the army said, fulfilling a key condition of the U.N. cease-fire that ended a monthlong war with Hezbollah guerrillas.</w:t>
         <w:br/>
-        <w:t>"Here's these people that were maybe 18, 19 years old at the time Mother and Daddy played there," says Williams. "And they're sitting at the table with us and said, 'Yeah, they were right there. And that's the window they jumped out of when the guy started shooting.' "</w:t>
+        <w:t>Israel sent troops into Lebanon shortly after Hezbollah guerrillas abducted two soldiers and killed three others in a July 12 cross-border raid. More than 150 Israelis and 850 Lebanese were killed in 34 days of fighting.</w:t>
         <w:br/>
-        <w:t>Williams decided to set up a recording session there in the converted schoolhouse, which was built in 1909 near Troy, Ala., about 50 miles south of Montgomery. He would hunt for wild turkey on his property in nearby Troy in the mornings. In the afternoons and evenings, he would record and have informal concerts with country-fried catering courtesy of the locals. "For a guy like me that's made 80 albums, this was a fun project," he says.</w:t>
+        <w:t>Israeli officials had been reluctant to withdraw the last of the troops, thought to number several hundred after peaking around 30,000 during the fighting.</w:t>
         <w:br/>
-        <w:t>The songs on the just-released Almeria Club include one titled If the Good Lord's Willin' (And the Creeks Don't Rise), the senior Williams' famed catchphrase. Williams finished the song from a scrawled sheet of lyrics discovered in his father's belongings.</w:t>
+        <w:t>Israel is concerned about the combined Lebanese-United Nations peacekeeping force's ability to prevent Hezbollah, which launched 4,000 rockets into Israel during the fighting, from rearming.- AP</w:t>
         <w:br/>
-        <w:t>Another, Tee Tot Song, is a beautifully fingerpicked country blues honoring Rufus Payne, a Montgomery street singer who influenced his father. Williams says he struggled to write the song for more than a decade before seeing a picture of his father at about age 2.</w:t>
+        <w:t>Brazilians likely</w:t>
         <w:br/>
-        <w:t>"I thought, 'Now, here's this little boy who gets a little bit older and meets this idol, this mentor. This man is playing this guitar, and probably this little Hiram (his father's given name) boy is probably not the only one there. There's probably eight or 10 little boys and girls around. It might've taken me 10 minutes after that. I had to think of the little 10-year-old with the big smile. And not Hank. Forget Hank. Hiram."</w:t>
+        <w:t>to reelect leader</w:t>
         <w:br/>
-        <w:t>Williams also recorded at the Municipal Auditorium in Shreveport, La., where the senior Williams often performed on the Louisiana Hayride radio show. At the Greater Pentecostal Temple in Kansas City, Kan., he recorded Cross on the Highway, a tribute to his friends Mike Tellis and Kansas City Chiefs linebacker Derrick Thomas, who died following an automobile accident.</w:t>
+        <w:t>SAO PAULO, Brazil - Brazilians were poised to reelect their first working-class president today, a poor farmer's son who became a radical union leader and has governed as a centrist, stunning the world by stabilizing Brazil's economy and bringing millions out of poverty without raising taxes.</w:t>
         <w:br/>
-        <w:t>On several songs, he assumes the blues-singing persona of Thunderhead Hawkins, much the way his father used the pseudonym Luke the Drifter when singing religious material.</w:t>
+        <w:t>But President Luiz Inacio Lula da Silva has been battered by corruption allegations against his party that are almost certain to haunt him through a second four-year term.</w:t>
         <w:br/>
-        <w:t>"He's a special friend of mine," Williams says of Thunderhead. "He got a lot of his learning from Dickey Betts, Lightnin' Hopkins and those kind of people.</w:t>
+        <w:t>The allegations apparently have not hurt Lula in the polls, which show him likely to win 59 percent of the vote - enough for an outright victory without a runoff. His main challenger is Geraldo Alckmin, a business-friendly former Sao Paulo governor. - AP</w:t>
         <w:br/>
-        <w:t>"Most guys are going to end up playing blues. I don't care who it is. You're going to sit around playing Jimmy Reed. That's where Thunderhead Hawkins comes from."</w:t>
+        <w:t>Pakistan spy unit</w:t>
         <w:br/>
-        <w:t>While Williams continues to pay homage to his father's legacy, he has also established a considerable one of his own. As the voice of the Monday Night Football theme song, the three-time Academy of Country Music entertainer of the year continues to be one of the genre's most recognizable artists, even if his radio airplay has slipped in recent years. His son Shelton is making his own mark in the family business, billing himself as Hank Williams III.</w:t>
+        <w:t>blamed for attack</w:t>
         <w:br/>
-        <w:t>Williams also is idolized by a younger generation of rowdy, working-class rockers -- most vocally Kid Rock, who calls him his "rock 'n' roll rebel daddy," and Rock crony Uncle Kracker, who recorded a song about Williams for the Summer Catch soundtrack.</w:t>
+        <w:t>MUMBAI, India - The police officer leading the investigation into train bombings that killed more than 200 people in the Indian city of Mumbai in July accused Pakistan's spy agency of masterminding the attack yesterday.</w:t>
         <w:br/>
-        <w:t>Rock appears on Almeria Club, harmonizing on a song about why you can't say the "f" word in country music. The two also recently taped an episode of the new CMT series Crossroads, which airs next month, and have discussed booking a tour together.</w:t>
+        <w:t>Tariq Azim, Pakistan's minister of state for information, denied the claim, calling it "sad and unfortunate."</w:t>
         <w:br/>
-        <w:t>"In a lot of ways, he feels like a father to me," Rock says, "but he also feels like a friend because I know he doesn't have to discipline me."</w:t>
+        <w:t>Mumbai police Commissioner A.N. Roy said an intensive investigation that included using truth serum on suspects revealed that Pakistan's Directorate of Inter Services Intelligence, or ISI, began planning the attacks in March and later provided training in Pakistan to those who carried out the bombings.- AP</w:t>
         <w:br/>
+        <w:t>Elsewhere:</w:t>
         <w:br/>
-        <w:t>Graphic</w:t>
+        <w:t>A highway overpassnear Montreal collapsed yesterday, crushing two cars whose occupants were feared dead, authorities said. At least five people were injured.</w:t>
         <w:br/>
+        <w:t>Somalia's Islamic fighters have seized control of Jawill, a strategic village near the Ethiopian border, widening their grip over much of the southern part of the country, the group said yesterday.</w:t>
         <w:br/>
-        <w:t xml:space="preserve"> </w:t>
-        <w:br/>
-        <w:t>PHOTO, Color; Williams: His new album, Almeria Club, was recorded at several locations around the South.</w:t>
+        <w:t>A Kurdish guerrilla group, the Kurdistan Workers Party, declared a unilateral cease-fire yesterday in its more than 20-year fight for autonomy in Turkey's southeast, but said it would not immediately give up its weapons.</w:t>
       </w:r>
     </w:p>
     <w:sectPr>

--- a/example_articles/countries/Brazil/6.countries_Brazil_Other_publisher.docx
+++ b/example_articles/countries/Brazil/6.countries_Brazil_Other_publisher.docx
@@ -7,7 +7,9 @@
         <w:pStyle w:val="Heading1"/>
       </w:pPr>
       <w:r>
-        <w:t>In the World</w:t>
+        <w:t>Rio is town of two worlds;</w:t>
+        <w:br/>
+        <w:t>Above the posh areas, slums shame the country.</w:t>
       </w:r>
     </w:p>
     <w:p>
@@ -17,17 +19,17 @@
     </w:p>
     <w:p>
       <w:r>
-        <w:t>Date: 2006-10-01</w:t>
+        <w:t>Date: 2001-06-22</w:t>
       </w:r>
     </w:p>
     <w:p>
       <w:r>
-        <w:t>Section: NATIONAL; Pg. A19</w:t>
+        <w:t>Section: EDITORIAL; Pg. A21</w:t>
       </w:r>
     </w:p>
     <w:p>
       <w:r>
-        <w:t>Source file: Other publishers/Files (500) (14).DOCX</w:t>
+        <w:t>Source file: Other publishers/Files (500) (25).DOCX</w:t>
       </w:r>
     </w:p>
     <w:p>
@@ -49,45 +51,51 @@
     </w:p>
     <w:p>
       <w:r>
-        <w:t>Israel completes</w:t>
+        <w:t>From the top of Corcovado Mountain, beneath the 10-story statue of Christ the Redeemer, you can see the endless stretch of Rio's fabulous bays and beaches.</w:t>
         <w:br/>
-        <w:t>Lebanon pullout</w:t>
+        <w:t>But let your eye stray to a sharply pointed hill just past the far end of fabled Ipanema beach, and you see a squatter slum sprawling down from the top toward Rio's poshest houses.</w:t>
         <w:br/>
-        <w:t>JERUSALEM - Israel withdrew the last of its troops from Lebanon early today, the army said, fulfilling a key condition of the U.N. cease-fire that ended a monthlong war with Hezbollah guerrillas.</w:t>
+        <w:t>That is Rocinha, Rio's biggest favela, home to 150,000 poor, and the largest of 600 or so favelas around the city. This is the paradox of Brazil, the world's fifth largest state in area and population (170 million). In the 1980s, the country emerged from centuries of colonial rule, oligarchy and dictatorship into full-blown democracy, with the potential to lead Latin America. It has one foot in the First world and the other in the Third.</w:t>
         <w:br/>
-        <w:t>Israel sent troops into Lebanon shortly after Hezbollah guerrillas abducted two soldiers and killed three others in a July 12 cross-border raid. More than 150 Israelis and 850 Lebanese were killed in 34 days of fighting.</w:t>
+        <w:t>But Brazil is held back by the biggest inequality gap in the world.</w:t>
         <w:br/>
-        <w:t>Israeli officials had been reluctant to withdraw the last of the troops, thought to number several hundred after peaking around 30,000 during the fighting.</w:t>
+        <w:t>First-world Brazil is easy to find in Rio. The middle and upper middle classes take morning strolls below beachfront apartments. No woman appears on Ipanema with a bathing suit larger than three triangles and some string. Bookstores and Internet cafes pop up between the swanky clothing shops and bars.</w:t>
         <w:br/>
-        <w:t>Israel is concerned about the combined Lebanese-United Nations peacekeeping force's ability to prevent Hezbollah, which launched 4,000 rockets into Israel during the fighting, from rearming.- AP</w:t>
+        <w:t>This is a country with top-notch universities, high-tech exports and half of Latin America's Internet users. Cell phones and automatic teller machines are ubiquitous, and all Brazilians vote electronically on machines that do an instant tally.</w:t>
         <w:br/>
-        <w:t>Brazilians likely</w:t>
+        <w:t>The well-to-do lunch at Mariu's restaurant on Copacabana, where waiters bring endless chunks of chicken, pork, beef, and wild boar on skewers. Intellectuals flock to hear their version of Bob Dylan: the black-clad, fiftysomething Caetano Veloso, who sings of Brazil's self-doubts and its violence, backed up by a cellist and African-style drummers. Younger Brazilians love the music of the elegant Fernanda Abreu, mixes rock and samba and the Afro-Brazilian rhythms she hears in the favelas in an effort to blend the culture of "the asphalt" (the developed economy) and the slums.</w:t>
         <w:br/>
-        <w:t>to reelect leader</w:t>
+        <w:t>Beyond music, the First and Third Worlds aren't so easily blended. This is a society in which the wealthiest 10 percent of Brazilians have 28 times the income of the poorest 40 percent. While the middle class is growing, tens of millions of urban and rural poor are virtually marginalized from society. Even though 1.2 million of its 5.7 million residents live in the favelas, Rio didn't include the slums on its maps until 1994.</w:t>
         <w:br/>
-        <w:t>SAO PAULO, Brazil - Brazilians were poised to reelect their first working-class president today, a poor farmer's son who became a radical union leader and has governed as a centrist, stunning the world by stabilizing Brazil's economy and bringing millions out of poverty without raising taxes.</w:t>
+        <w:t>Ten minutes from Ipanema you can drive Rocinha's one rough, narrow road, winding sharply uphill past warrens of flimsy concrete homes and storefronts. They exist without legal deeds or municipal services or payment of taxes. I watched sewage pour down the hill in an open trough (when it rained, I couldn't even enter the favela). There's no hospital, and the primary schools hold only 1,000 of 6,000 kids in the age group. Most favela kids never even finish primary school.</w:t>
         <w:br/>
-        <w:t>But President Luiz Inacio Lula da Silva has been battered by corruption allegations against his party that are almost certain to haunt him through a second four-year term.</w:t>
+        <w:t>Electric lines are a jumble of wires as residents tap illegally into the lines of the few legitimate ratepayers. The whole place is run by drug gangs. I didn't see the guns, but I was told they appear if a stranger ventures beyond the main street. Crime spills over into the lower city (the elite, manicured American school just below the favela is surrounded by high fences). Police never patrol the favelas, and politicians, who aren't elected by district, mostly ignore the slums.</w:t>
         <w:br/>
-        <w:t>The allegations apparently have not hurt Lula in the polls, which show him likely to win 59 percent of the vote - enough for an outright victory without a runoff. His main challenger is Geraldo Alckmin, a business-friendly former Sao Paulo governor. - AP</w:t>
+        <w:t>Yet Rocinha shows where hope lies for the meeting of First and Third worlds. It reveals how favelas could evolve into working-class districts. Brazil's market reforms over the past decade have produced growth, creating jobs, which enable even slum-dwellers to build, or to start small shops. Supermarkets are well-stocked with Bravo and Raid and plastic diapers and Peanuts cards in Portuguese. Sidewalk stands hawk cell phones that are snapped up because there are so few landlines, and a mini-McDonald's has moved in that sells only ice cream.</w:t>
         <w:br/>
-        <w:t>Pakistan spy unit</w:t>
+        <w:t>A growing number of Brazilian nongovernmental agencies provide some services to Rocinha where government has failed. I visited one, Viva Rio!, whose dedicated staff offers microloans to the poor (who can't get credit at banks) along with advice to gray market businesses on how they can go legit and get legal papers.</w:t>
         <w:br/>
-        <w:t>blamed for attack</w:t>
+        <w:t>As for government, the governor of Rio state is showing some interest in promoting crucial primary education in the slums. This is only a bare beginning. Rocinha may be the First World of favelas, but many others are little more than clusters of shacks. Brazil's current energy crisis could put the economy, and jobs for the poor, into a tailspin.</w:t>
         <w:br/>
-        <w:t>MUMBAI, India - The police officer leading the investigation into train bombings that killed more than 200 people in the Indian city of Mumbai in July accused Pakistan's spy agency of masterminding the attack yesterday.</w:t>
+        <w:t>It's hard to see how Brazil can make it into the First world until government policy knits its Third-world sectors into the country's fabric. The gap between Ipanema and Rocinha must shrink - at least a little - for Brazil to move into prime time.</w:t>
         <w:br/>
-        <w:t>Tariq Azim, Pakistan's minister of state for information, denied the claim, calling it "sad and unfortunate."</w:t>
+        <w:t xml:space="preserve">Trudy Rubin's column appears on Wednesdays and Fridays. Her e-mail address is trubin@phillynews.com  </w:t>
         <w:br/>
-        <w:t>Mumbai police Commissioner A.N. Roy said an intensive investigation that included using truth serum on suspects revealed that Pakistan's Directorate of Inter Services Intelligence, or ISI, began planning the attacks in March and later provided training in Pakistan to those who carried out the bombings.- AP</w:t>
         <w:br/>
-        <w:t>Elsewhere:</w:t>
+        <w:t>Notes</w:t>
         <w:br/>
-        <w:t>A highway overpassnear Montreal collapsed yesterday, crushing two cars whose occupants were feared dead, authorities said. At least five people were injured.</w:t>
         <w:br/>
-        <w:t>Somalia's Islamic fighters have seized control of Jawill, a strategic village near the Ethiopian border, widening their grip over much of the southern part of the country, the group said yesterday.</w:t>
+        <w:t>Worldview</w:t>
         <w:br/>
-        <w:t>A Kurdish guerrilla group, the Kurdistan Workers Party, declared a unilateral cease-fire yesterday in its more than 20-year fight for autonomy in Turkey's southeast, but said it would not immediately give up its weapons.</w:t>
+        <w:br/>
+        <w:t>Graphic</w:t>
+        <w:br/>
+        <w:br/>
+        <w:t xml:space="preserve"> </w:t>
+        <w:br/>
+        <w:t>PHOTO;</w:t>
+        <w:br/>
+        <w:t>PEDRO MOLINA</w:t>
       </w:r>
     </w:p>
     <w:sectPr>
